--- a/clients/BWH/02_MSA/MSA-BWH-Agreement.docx
+++ b/clients/BWH/02_MSA/MSA-BWH-Agreement.docx
@@ -1189,7 +1189,7 @@
                 <w:sz w:val="24"/>
                 <w:szCs w:val="24"/>
               </w:rPr>
-              <w:t xml:space="preserve">2. TERM AND RENEWAL</w:t>
+              <w:t xml:space="preserve">2. TERM AND TERMINATION</w:t>
             </w:r>
           </w:p>
         </w:tc>
@@ -1273,7 +1273,7 @@
                 <w:sz w:val="20"/>
                 <w:szCs w:val="20"/>
               </w:rPr>
-              <w:t xml:space="preserve">AUTOMATIC RENEWAL NOTICE:</w:t>
+              <w:t xml:space="preserve">TERM NOTICE — NO AUTOMATIC RENEWAL:</w:t>
             </w:r>
             <w:r>
               <w:rPr>
@@ -1291,7 +1291,7 @@
                 <w:sz w:val="20"/>
                 <w:szCs w:val="20"/>
               </w:rPr>
-              <w:t xml:space="preserve">This Agreement will automatically renew for successive twelve (12) month periods unless you cancel at least sixty (60) days before the end of the current term. You may cancel by sending written notice to Technijian at the address above or by email to contracts@technijian.com. Technijian will send a renewal reminder at least thirty (30) days before each renewal date.</w:t>
+              <w:t xml:space="preserve">This Agreement has a twelve (12) month Initial Term. There is no automatic renewal. Upon expiration of the Initial Term, this Agreement continues on a month-to-month basis until either Party terminates under Section 2.03 (Termination for Convenience) or Section 2.04 (Termination for Cause). Either Party may end the month-to-month continuation upon sixty (60) days written notice with no wind-down fee.</w:t>
             </w:r>
           </w:p>
         </w:tc>
@@ -1324,7 +1324,7 @@
           <w:sz w:val="20"/>
           <w:szCs w:val="20"/>
         </w:rPr>
-        <w:t xml:space="preserve">Renewal. Upon expiration of the Initial Term, this Agreement shall automatically renew for successive twelve (12) month periods (each a “Renewal Term”), unless either Party provides written notice of non-renewal at least sixty (60) days prior to the expiration of the then-current term. Technijian shall send Client a written renewal reminder at least thirty (30) days prior to each renewal date, which shall restate the auto-renewal terms and cancellation method.</w:t>
+        <w:t xml:space="preserve">Continuation After Initial Term. Upon expiration of the Initial Term, this Agreement shall continue on a month-to-month basis until terminated by either Party in accordance with Section 2.03 (Termination for Convenience) or Section 2.04 (Termination for Cause). For avoidance of doubt, no automatic renewal term shall apply, and the Initial Term shall not extend beyond twelve (12) months unless extended by mutual written agreement. Either Party may terminate the month-to-month continuation upon sixty (60) days written notice without payment of any wind-down fee under Section 2.03.</w:t>
       </w:r>
     </w:p>
     <w:p>
@@ -1349,7 +1349,7 @@
           <w:sz w:val="20"/>
           <w:szCs w:val="20"/>
         </w:rPr>
-        <w:t xml:space="preserve">Termination for Convenience. Either Party may terminate this Agreement for any reason upon sixty (60) days written notice to the other Party. If Client terminates for convenience during the Initial Term or any Renewal Term, Client shall pay an early termination fee equal to: (a) any unrecoverable third-party costs committed by Technijian on Client’s behalf (including prepaid licenses, committed hosting, and contracted offshore resources); plus (b) a wind-down fee calculated as follows: 75% of the average monthly recurring fees for the three (3) months preceding the termination notice, multiplied by the number of months remaining in the current term, up to a maximum of three (3) months’ average recurring fees. The early termination fee constitutes liquidated damages and represents a reasonable estimate of Technijian’s anticipated damages from early termination, including committed capacity, staffing, and unrecoverable vendor obligations, and is not a penalty. The Parties acknowledge that actual damages from early termination would be difficult or impracticable to calculate at the time of contracting.</w:t>
+        <w:t xml:space="preserve">Termination for Convenience. Either Party may terminate this Agreement for any reason upon sixty (60) days written notice to the other Party. If Client terminates for convenience during the Initial Term, Client shall pay an early termination fee equal to: (a) any unrecoverable third-party costs committed by Technijian on Client’s behalf (including prepaid licenses, committed hosting, and contracted offshore resources); plus (b) a wind-down fee calculated using the formula 75% × (12 − N) / 12 × Average MRR, where N equals the number of completed months of the Initial Term as of the date the termination notice is given. By the end of Month 12 of the Initial Term the wind-down fee equals zero. “Average MRR” means the average of the three (3) most recent fully-billed Monthly Service Invoices for recurring services only, excluding one-time items, SOW project work, ad-hoc hourly billings, and equipment or perpetual license invoices. The early termination fee constitutes liquidated damages and represents a reasonable estimate of Technijian’s anticipated damages from early termination, including committed capacity, staffing, and unrecoverable vendor obligations, and is not a penalty. The Parties acknowledge that actual damages from early termination would be difficult or impracticable to calculate at the time of contracting. After expiration of the Initial Term, no wind-down fee under this Section shall apply, and Client’s only obligation upon termination for convenience shall be sixty (60) days written notice and payment of all undisputed amounts accrued through the effective termination date.</w:t>
       </w:r>
     </w:p>
     <w:p>
@@ -1503,7 +1503,7 @@
           <w:sz w:val="20"/>
           <w:szCs w:val="20"/>
         </w:rPr>
-        <w:t xml:space="preserve">Technijian shall provide reasonable transition assistance for a period of up to thirty (30) days following termination, provided that Client has paid all amounts owed under this Agreement in full, including any accrued late fees and collection costs. If Client has any outstanding balance at the time of termination, Technijian may withhold transition assistance until payment is received, or condition transition assistance upon Client’s execution of a payment plan acceptable to Technijian.</w:t>
+        <w:t xml:space="preserve">Technijian shall begin transition assistance within five (5) business days of the effective termination date and shall provide reasonable transition assistance for a period of up to thirty (30) days following termination. If Client has an outstanding undisputed balance at the time of termination, Technijian may withhold transition assistance until payment is received, or condition transition assistance upon Client’s execution of a payment plan acceptable to Technijian. If Client disputes any portion of the outstanding balance in good faith, Client shall (i) place the disputed amount in a mutually acceptable escrow account pending resolution, and (ii) deliver to Technijian a written particularization identifying the specific invoice(s), the amount(s) in dispute, and the basis for the dispute with reasonable specificity. Technijian shall not withhold transition assistance with respect to amounts properly placed in escrow under this subsection. Resolution of escrowed amounts shall follow Section 3.05 (Disputed Invoices) and Section 8 (Dispute Resolution).</w:t>
       </w:r>
     </w:p>
     <w:p>
@@ -1555,7 +1555,7 @@
           <w:sz w:val="20"/>
           <w:szCs w:val="20"/>
         </w:rPr>
-        <w:t xml:space="preserve">The following sections shall survive termination: Section 3 (Payment), Section 4 (Confidentiality), Section 5 (Limitation of Liability), Section 6 (Indemnification), Section 7 (Intellectual Property), Section 8 (Dispute Resolution), Section 9.03 (Severability), Section 9.04 (Waiver), Section 9.05 (Assignment), Section 9.08 (Governing Law), Section 9.09 (Personnel Transition Fee), Section 10 (Data Protection), and Section 11 (Insurance, which shall remain in effect through the end of any transition assistance period under Section 2.05(b)), and any other provision that by its nature is intended to survive termination.</w:t>
+        <w:t xml:space="preserve">The following sections shall survive termination: Section 3 (Payment), Section 4 (Confidentiality), Section 5 (Limitation of Liability), Section 6 (Indemnification), Section 7 (Intellectual Property), Section 8 (Dispute Resolution), Section 9.03 (Severability), Section 9.04 (Waiver), Section 9.05 (Assignment), Section 9.08 (Governing Law), Section 9.09 (Personnel Transition Fee), Section 10 (Data Protection), Section 11 (Insurance, which shall remain in effect through the end of any transition assistance period under Section 2.05(b)), Section 12 (Transition Provisions), and any other provision that by its nature is intended to survive termination.</w:t>
       </w:r>
     </w:p>
     <w:tbl>
@@ -2031,7 +2031,7 @@
           <w:sz w:val="20"/>
           <w:szCs w:val="20"/>
         </w:rPr>
-        <w:t xml:space="preserve">Acceleration. Upon the occurrence of any of the following events, all fees, charges, and amounts owing under this Agreement, all Schedules, and all SOWs shall become immediately due and payable without further notice or demand: (a) Client fails to pay any undisputed invoice within forty-five (45) days of the due date; (b) Client terminates this Agreement or any Schedule while any invoices remain unpaid; (c) Client becomes insolvent, files for bankruptcy, or has a receiver appointed for its assets; or (d) Client is the subject of a material adverse change in its financial condition that, in Technijian’s reasonable judgment, impairs Client’s ability to perform its payment obligations.</w:t>
+        <w:t xml:space="preserve">Acceleration. Upon the occurrence of any of the following events, all fees, charges, and amounts owing under this Agreement, all Schedules, and all SOWs shall become immediately due and payable: (a) Client fails to pay any undisputed invoice within forty-five (45) days of the due date, provided that Technijian shall first deliver written notice of the non-payment trigger and Client shall have ten (10) business days from receipt of such notice to cure the non-payment before acceleration takes effect (the “Non-Payment Cure Period”); during the Non-Payment Cure Period, the disputed portion of any invoice subject to a good-faith written dispute under Section 3.05 shall not count toward the forty-five (45) day non-payment threshold; (b) Client terminates this Agreement or any Schedule while any invoices remain unpaid; (c) Client becomes insolvent, files for bankruptcy, or has a receiver appointed for its assets; or (d) Client is the subject of a material adverse change in its financial condition that, in Technijian’s reasonable judgment, impairs Client’s ability to perform its payment obligations. The Non-Payment Cure Period applies only to subsection (a); the events described in subsections (b), (c), and (d) constitute objective events for which no cure period is available, and acceleration upon such events takes effect immediately upon written notice.</w:t>
       </w:r>
     </w:p>
     <w:p>
@@ -4310,6 +4310,311 @@
           <w:szCs w:val="20"/>
         </w:rPr>
         <w:t xml:space="preserve">Certificates of Insurance. Upon Client’s written request, Technijian shall provide certificates of insurance evidencing the coverage required under this Section, including evidence of additional insured status and waiver of subrogation. Technijian shall provide Client with at least thirty (30) days’ prior written notice of any material change to or cancellation of such coverage.</w:t>
+      </w:r>
+    </w:p>
+    <w:p>
+      <w:pPr>
+        <w:spacing w:before="200"/>
+      </w:pPr>
+    </w:p>
+    <w:tbl>
+      <w:tblPr>
+        <w:tblW w:type="dxa" w:w="10080"/>
+        <w:tblBorders>
+          <w:top w:val="single" w:color="auto" w:sz="4"/>
+          <w:left w:val="single" w:color="auto" w:sz="4"/>
+          <w:bottom w:val="single" w:color="auto" w:sz="4"/>
+          <w:right w:val="single" w:color="auto" w:sz="4"/>
+          <w:insideH w:val="single" w:color="auto" w:sz="4"/>
+          <w:insideV w:val="single" w:color="auto" w:sz="4"/>
+        </w:tblBorders>
+      </w:tblPr>
+      <w:tblGrid>
+        <w:gridCol w:w="120"/>
+        <w:gridCol w:w="9960"/>
+      </w:tblGrid>
+      <w:tr>
+        <w:tc>
+          <w:tcPr>
+            <w:tcW w:type="dxa" w:w="120"/>
+            <w:tcBorders>
+              <w:top w:val="none"/>
+              <w:left w:val="none"/>
+              <w:bottom w:val="none"/>
+              <w:right w:val="none"/>
+            </w:tcBorders>
+            <w:shd w:fill="006DB6" w:val="clear"/>
+          </w:tcPr>
+          <w:p/>
+        </w:tc>
+        <w:tc>
+          <w:tcPr>
+            <w:tcW w:type="dxa" w:w="9960"/>
+            <w:tcBorders>
+              <w:top w:val="none"/>
+              <w:left w:val="none"/>
+              <w:bottom w:val="none"/>
+              <w:right w:val="none"/>
+            </w:tcBorders>
+            <w:tcMar>
+              <w:top w:type="dxa" w:w="60"/>
+              <w:left w:type="dxa" w:w="160"/>
+              <w:bottom w:type="dxa" w:w="60"/>
+              <w:right w:type="dxa" w:w="0"/>
+            </w:tcMar>
+          </w:tcPr>
+          <w:p>
+            <w:r>
+              <w:rPr>
+                <w:rFonts w:ascii="Open Sans" w:cs="Open Sans" w:eastAsia="Open Sans" w:hAnsi="Open Sans"/>
+                <w:b/>
+                <w:bCs/>
+                <w:color w:val="006DB6"/>
+                <w:sz w:val="24"/>
+                <w:szCs w:val="24"/>
+              </w:rPr>
+              <w:t xml:space="preserve">12. TRANSITION PROVISIONS</w:t>
+            </w:r>
+          </w:p>
+        </w:tc>
+      </w:tr>
+    </w:tbl>
+    <w:p>
+      <w:pPr>
+        <w:spacing w:before="40"/>
+      </w:pPr>
+    </w:p>
+    <w:p>
+      <w:pPr>
+        <w:spacing w:after="60"/>
+      </w:pPr>
+      <w:r>
+        <w:rPr>
+          <w:rFonts w:ascii="Open Sans" w:cs="Open Sans" w:eastAsia="Open Sans" w:hAnsi="Open Sans"/>
+          <w:b/>
+          <w:bCs/>
+          <w:color w:val="006DB6"/>
+          <w:sz w:val="20"/>
+          <w:szCs w:val="20"/>
+        </w:rPr>
+        <w:t xml:space="preserve">12.01. </w:t>
+      </w:r>
+      <w:r>
+        <w:rPr>
+          <w:rFonts w:ascii="Open Sans" w:cs="Open Sans" w:eastAsia="Open Sans" w:hAnsi="Open Sans"/>
+          <w:color w:val="59595B"/>
+          <w:sz w:val="20"/>
+          <w:szCs w:val="20"/>
+        </w:rPr>
+        <w:t xml:space="preserve">Legacy Balance Acknowledgment.</w:t>
+      </w:r>
+    </w:p>
+    <w:p>
+      <w:pPr>
+        <w:spacing w:after="60"/>
+        <w:ind w:left="720"/>
+      </w:pPr>
+      <w:r>
+        <w:rPr>
+          <w:rFonts w:ascii="Open Sans" w:cs="Open Sans" w:eastAsia="Open Sans" w:hAnsi="Open Sans"/>
+          <w:b/>
+          <w:bCs/>
+          <w:color w:val="006DB6"/>
+          <w:sz w:val="20"/>
+          <w:szCs w:val="20"/>
+        </w:rPr>
+        <w:t xml:space="preserve">    (a) </w:t>
+      </w:r>
+      <w:r>
+        <w:rPr>
+          <w:rFonts w:ascii="Open Sans" w:cs="Open Sans" w:eastAsia="Open Sans" w:hAnsi="Open Sans"/>
+          <w:color w:val="59595B"/>
+          <w:sz w:val="20"/>
+          <w:szCs w:val="20"/>
+        </w:rPr>
+        <w:t xml:space="preserve">Acknowledged Balance. The Parties acknowledge an outstanding balance of one thousand seven and 30/100 contracted hours (1,007.30 hours) as of the Effective Date, representing services performed by Technijian and not yet absorbed under the prior Master Service Agreement between the Parties (the “Legacy Balance”). The Legacy Balance comprises: (i) India Tech Normal: 573.81 hours; (ii) India Tech After Hours: 290.23 hours; (iii) USA Tech Normal: 143.26 hours; and (iv) Systems Architect: 0.00 hours. The Legacy Balance is documented by Invoice #28148 dated April 1, 2026 and the line-item ticket-level accounting workbook BWH-Hours-Accounting-Life-of-Contract.xlsx provided to Client on April 24, 2026, and is locked at signing of this Agreement.</w:t>
+      </w:r>
+    </w:p>
+    <w:p>
+      <w:pPr>
+        <w:spacing w:after="60"/>
+        <w:ind w:left="720"/>
+      </w:pPr>
+      <w:r>
+        <w:rPr>
+          <w:rFonts w:ascii="Open Sans" w:cs="Open Sans" w:eastAsia="Open Sans" w:hAnsi="Open Sans"/>
+          <w:b/>
+          <w:bCs/>
+          <w:color w:val="006DB6"/>
+          <w:sz w:val="20"/>
+          <w:szCs w:val="20"/>
+        </w:rPr>
+        <w:t xml:space="preserve">    (b) </w:t>
+      </w:r>
+      <w:r>
+        <w:rPr>
+          <w:rFonts w:ascii="Open Sans" w:cs="Open Sans" w:eastAsia="Open Sans" w:hAnsi="Open Sans"/>
+          <w:color w:val="59595B"/>
+          <w:sz w:val="20"/>
+          <w:szCs w:val="20"/>
+        </w:rPr>
+        <w:t xml:space="preserve">Resolution Path. The Parties intend for the Legacy Balance to be absorbed through the cycle mechanics described in Schedule A, Section 3.3 over the Initial Term. Provided this Agreement remains in effect, no separate hourly invoicing of the Legacy Balance shall occur; the Legacy Balance shall be resolved through cycle dynamics under Schedule A.</w:t>
+      </w:r>
+    </w:p>
+    <w:p>
+      <w:pPr>
+        <w:spacing w:after="60"/>
+        <w:ind w:left="720"/>
+      </w:pPr>
+      <w:r>
+        <w:rPr>
+          <w:rFonts w:ascii="Open Sans" w:cs="Open Sans" w:eastAsia="Open Sans" w:hAnsi="Open Sans"/>
+          <w:b/>
+          <w:bCs/>
+          <w:color w:val="006DB6"/>
+          <w:sz w:val="20"/>
+          <w:szCs w:val="20"/>
+        </w:rPr>
+        <w:t xml:space="preserve">    (c) </w:t>
+      </w:r>
+      <w:r>
+        <w:rPr>
+          <w:rFonts w:ascii="Open Sans" w:cs="Open Sans" w:eastAsia="Open Sans" w:hAnsi="Open Sans"/>
+          <w:color w:val="59595B"/>
+          <w:sz w:val="20"/>
+          <w:szCs w:val="20"/>
+        </w:rPr>
+        <w:t xml:space="preserve">Termination Treatment.</w:t>
+      </w:r>
+    </w:p>
+    <w:p>
+      <w:pPr>
+        <w:spacing w:after="60"/>
+        <w:ind w:left="1440"/>
+      </w:pPr>
+      <w:r>
+        <w:rPr>
+          <w:rFonts w:ascii="Open Sans" w:cs="Open Sans" w:eastAsia="Open Sans" w:hAnsi="Open Sans"/>
+          <w:b/>
+          <w:bCs/>
+          <w:color w:val="006DB6"/>
+          <w:sz w:val="20"/>
+          <w:szCs w:val="20"/>
+        </w:rPr>
+        <w:t xml:space="preserve">        1. </w:t>
+      </w:r>
+      <w:r>
+        <w:rPr>
+          <w:rFonts w:ascii="Open Sans" w:cs="Open Sans" w:eastAsia="Open Sans" w:hAnsi="Open Sans"/>
+          <w:color w:val="59595B"/>
+          <w:sz w:val="20"/>
+          <w:szCs w:val="20"/>
+        </w:rPr>
+        <w:t xml:space="preserve">If Client terminates this Agreement without cause under Section 2.03, or if Technijian terminates this Agreement for cause under Section 2.04(a) due to Client’s default, or if this Agreement is terminated under Section 2.04(b) (insolvency or bankruptcy), any unresolved portion of the Legacy Balance shall be invoiced at the Rate Card Hourly Rate ($150.00 per hour) per Schedule C and shall become immediately due and payable.</w:t>
+      </w:r>
+    </w:p>
+    <w:p>
+      <w:pPr>
+        <w:spacing w:after="60"/>
+        <w:ind w:left="1440"/>
+      </w:pPr>
+      <w:r>
+        <w:rPr>
+          <w:rFonts w:ascii="Open Sans" w:cs="Open Sans" w:eastAsia="Open Sans" w:hAnsi="Open Sans"/>
+          <w:b/>
+          <w:bCs/>
+          <w:color w:val="006DB6"/>
+          <w:sz w:val="20"/>
+          <w:szCs w:val="20"/>
+        </w:rPr>
+        <w:t xml:space="preserve">        2. </w:t>
+      </w:r>
+      <w:r>
+        <w:rPr>
+          <w:rFonts w:ascii="Open Sans" w:cs="Open Sans" w:eastAsia="Open Sans" w:hAnsi="Open Sans"/>
+          <w:color w:val="59595B"/>
+          <w:sz w:val="20"/>
+          <w:szCs w:val="20"/>
+        </w:rPr>
+        <w:t xml:space="preserve">If Client terminates this Agreement for cause under Section 2.04(a) based on Technijian’s material uncured failure to meet the Response Time Service Level set forth in Schedule A, Section 3.5, the unresolved portion of the Legacy Balance shall be waived in full, and no invoicing of the Legacy Balance shall occur with respect to such termination.</w:t>
+      </w:r>
+    </w:p>
+    <w:p>
+      <w:pPr>
+        <w:spacing w:after="60"/>
+        <w:ind w:left="720"/>
+      </w:pPr>
+      <w:r>
+        <w:rPr>
+          <w:rFonts w:ascii="Open Sans" w:cs="Open Sans" w:eastAsia="Open Sans" w:hAnsi="Open Sans"/>
+          <w:b/>
+          <w:bCs/>
+          <w:color w:val="006DB6"/>
+          <w:sz w:val="20"/>
+          <w:szCs w:val="20"/>
+        </w:rPr>
+        <w:t xml:space="preserve">    (d) </w:t>
+      </w:r>
+      <w:r>
+        <w:rPr>
+          <w:rFonts w:ascii="Open Sans" w:cs="Open Sans" w:eastAsia="Open Sans" w:hAnsi="Open Sans"/>
+          <w:color w:val="59595B"/>
+          <w:sz w:val="20"/>
+          <w:szCs w:val="20"/>
+        </w:rPr>
+        <w:t xml:space="preserve">Definition of Material Uncured Response Time Failure. For purposes of subsection (c)(2), Technijian’s failure to meet the Response Time Service Level shall be deemed material and uncured if all of the following conditions are satisfied: (i) Technijian fails to acknowledge support tickets within four (4) business hours of ticket creation in the Client Portal with respect to more than twenty-five percent (25%) of support tickets opened during a billing month, measured by Client Portal ticket creation and acknowledgment timestamps; (ii) such failure occurs during three (3) consecutive billing months; (iii) Client delivers to Technijian a written notice identifying the specific tickets, billing months, and evidence of breach (the “SLA Failure Notice”); and (iv) Technijian fails to cure such failure within thirty (30) business days following receipt of the SLA Failure Notice. Tickets deferred by Technijian under Schedule A, Section 3.6 (Usage Notifications and Cycle Discipline) and not timely escalated by Client under Schedule A, Section 3.6(f) shall be excluded from the calculation in clause (i) and shall not count toward the breach measurement under this subsection. If Technijian cures the failure within the cure period, no termination right under subsection (c)(2) shall vest with respect to that SLA Failure Notice, and the Legacy Balance shall remain governed by subsection (c)(1).</w:t>
+      </w:r>
+    </w:p>
+    <w:p>
+      <w:pPr>
+        <w:spacing w:after="60"/>
+        <w:ind w:left="720"/>
+      </w:pPr>
+      <w:r>
+        <w:rPr>
+          <w:rFonts w:ascii="Open Sans" w:cs="Open Sans" w:eastAsia="Open Sans" w:hAnsi="Open Sans"/>
+          <w:b/>
+          <w:bCs/>
+          <w:color w:val="006DB6"/>
+          <w:sz w:val="20"/>
+          <w:szCs w:val="20"/>
+        </w:rPr>
+        <w:t xml:space="preserve">    (e) </w:t>
+      </w:r>
+      <w:r>
+        <w:rPr>
+          <w:rFonts w:ascii="Open Sans" w:cs="Open Sans" w:eastAsia="Open Sans" w:hAnsi="Open Sans"/>
+          <w:color w:val="59595B"/>
+          <w:sz w:val="20"/>
+          <w:szCs w:val="20"/>
+        </w:rPr>
+        <w:t xml:space="preserve">No Reduced Rate. For avoidance of doubt, the Legacy Balance shall not be invoiced at any rate other than the Rate Card Hourly Rate ($150.00 per hour) per Schedule C. The Contracted Rates set forth in Schedule A, Section 3.2 shall not apply to the invoicing of the Legacy Balance under any termination scenario, and no other reduced or discounted rate shall apply.</w:t>
+      </w:r>
+    </w:p>
+    <w:p>
+      <w:pPr>
+        <w:spacing w:after="60"/>
+        <w:ind w:left="720"/>
+      </w:pPr>
+      <w:r>
+        <w:rPr>
+          <w:rFonts w:ascii="Open Sans" w:cs="Open Sans" w:eastAsia="Open Sans" w:hAnsi="Open Sans"/>
+          <w:b/>
+          <w:bCs/>
+          <w:color w:val="006DB6"/>
+          <w:sz w:val="20"/>
+          <w:szCs w:val="20"/>
+        </w:rPr>
+        <w:t xml:space="preserve">    (f) </w:t>
+      </w:r>
+      <w:r>
+        <w:rPr>
+          <w:rFonts w:ascii="Open Sans" w:cs="Open Sans" w:eastAsia="Open Sans" w:hAnsi="Open Sans"/>
+          <w:color w:val="59595B"/>
+          <w:sz w:val="20"/>
+          <w:szCs w:val="20"/>
+        </w:rPr>
+        <w:t xml:space="preserve">Survival. This Section 12.01 shall survive termination of this Agreement.</w:t>
       </w:r>
     </w:p>
     <w:p>
